--- a/resources/reports/templates/qualifiers_template.docx
+++ b/resources/reports/templates/qualifiers_template.docx
@@ -285,16 +285,36 @@
                 <w:szCs w:val="24"/>
                 <w:lang w:val="en-PH"/>
               </w:rPr>
-              <w:t>EVSU- SASO-F-13</w:t>
-            </w:r>
-            <w:r>
-              <w:rPr>
-                <w:rFonts w:ascii="Times New Roman" w:hAnsi="Times New Roman" w:cs="Times New Roman"/>
-                <w:sz w:val="24"/>
-                <w:szCs w:val="24"/>
-                <w:lang w:val="en-PH"/>
-              </w:rPr>
-              <w:t>1</w:t>
+              <w:t>$</w:t>
+            </w:r>
+            <w:r>
+              <w:rPr>
+                <w:rFonts w:ascii="Times New Roman" w:hAnsi="Times New Roman" w:cs="Times New Roman"/>
+                <w:sz w:val="24"/>
+                <w:szCs w:val="24"/>
+                <w:lang w:val="en-PH"/>
+              </w:rPr>
+              <w:t>{</w:t>
+            </w:r>
+            <w:proofErr w:type="spellStart"/>
+            <w:r>
+              <w:rPr>
+                <w:rFonts w:ascii="Times New Roman" w:hAnsi="Times New Roman" w:cs="Times New Roman"/>
+                <w:sz w:val="24"/>
+                <w:szCs w:val="24"/>
+                <w:lang w:val="en-PH"/>
+              </w:rPr>
+              <w:t>control_no</w:t>
+            </w:r>
+            <w:proofErr w:type="spellEnd"/>
+            <w:r>
+              <w:rPr>
+                <w:rFonts w:ascii="Times New Roman" w:hAnsi="Times New Roman" w:cs="Times New Roman"/>
+                <w:sz w:val="24"/>
+                <w:szCs w:val="24"/>
+                <w:lang w:val="en-PH"/>
+              </w:rPr>
+              <w:t>}</w:t>
             </w:r>
           </w:p>
         </w:tc>
@@ -385,7 +405,36 @@
                 <w:szCs w:val="24"/>
                 <w:lang w:val="en-PH"/>
               </w:rPr>
-              <w:t>0</w:t>
+              <w:t>$</w:t>
+            </w:r>
+            <w:r>
+              <w:rPr>
+                <w:rFonts w:ascii="Times New Roman" w:hAnsi="Times New Roman" w:cs="Times New Roman"/>
+                <w:sz w:val="24"/>
+                <w:szCs w:val="24"/>
+                <w:lang w:val="en-PH"/>
+              </w:rPr>
+              <w:t>{</w:t>
+            </w:r>
+            <w:proofErr w:type="spellStart"/>
+            <w:r>
+              <w:rPr>
+                <w:rFonts w:ascii="Times New Roman" w:hAnsi="Times New Roman" w:cs="Times New Roman"/>
+                <w:sz w:val="24"/>
+                <w:szCs w:val="24"/>
+                <w:lang w:val="en-PH"/>
+              </w:rPr>
+              <w:t>revision_no</w:t>
+            </w:r>
+            <w:proofErr w:type="spellEnd"/>
+            <w:r>
+              <w:rPr>
+                <w:rFonts w:ascii="Times New Roman" w:hAnsi="Times New Roman" w:cs="Times New Roman"/>
+                <w:sz w:val="24"/>
+                <w:szCs w:val="24"/>
+                <w:lang w:val="en-PH"/>
+              </w:rPr>
+              <w:t>}</w:t>
             </w:r>
           </w:p>
         </w:tc>
@@ -469,6 +518,24 @@
                 <w:lang w:val="en-PH"/>
               </w:rPr>
             </w:pPr>
+            <w:r>
+              <w:rPr>
+                <w:rFonts w:ascii="Times New Roman" w:hAnsi="Times New Roman" w:cs="Times New Roman"/>
+                <w:sz w:val="24"/>
+                <w:szCs w:val="24"/>
+                <w:lang w:val="en-PH"/>
+              </w:rPr>
+              <w:t>$</w:t>
+            </w:r>
+            <w:r>
+              <w:rPr>
+                <w:rFonts w:ascii="Times New Roman" w:hAnsi="Times New Roman" w:cs="Times New Roman"/>
+                <w:sz w:val="24"/>
+                <w:szCs w:val="24"/>
+                <w:lang w:val="en-PH"/>
+              </w:rPr>
+              <w:t>{date}</w:t>
+            </w:r>
           </w:p>
         </w:tc>
       </w:tr>
@@ -1412,7 +1479,42 @@
           <w:szCs w:val="24"/>
           <w:u w:val="single"/>
         </w:rPr>
-        <w:t>JOSEPH JAYMEL S. MORPOS</w:t>
+        <w:t>$</w:t>
+      </w:r>
+      <w:r>
+        <w:rPr>
+          <w:rFonts w:ascii="Times New Roman" w:hAnsi="Times New Roman" w:cs="Times New Roman"/>
+          <w:b/>
+          <w:bCs/>
+          <w:sz w:val="24"/>
+          <w:szCs w:val="24"/>
+          <w:u w:val="single"/>
+        </w:rPr>
+        <w:t>{</w:t>
+      </w:r>
+      <w:proofErr w:type="spellStart"/>
+      <w:r>
+        <w:rPr>
+          <w:rFonts w:ascii="Times New Roman" w:hAnsi="Times New Roman" w:cs="Times New Roman"/>
+          <w:b/>
+          <w:bCs/>
+          <w:sz w:val="24"/>
+          <w:szCs w:val="24"/>
+          <w:u w:val="single"/>
+        </w:rPr>
+        <w:t>prepared_by_name</w:t>
+      </w:r>
+      <w:proofErr w:type="spellEnd"/>
+      <w:r>
+        <w:rPr>
+          <w:rFonts w:ascii="Times New Roman" w:hAnsi="Times New Roman" w:cs="Times New Roman"/>
+          <w:b/>
+          <w:bCs/>
+          <w:sz w:val="24"/>
+          <w:szCs w:val="24"/>
+          <w:u w:val="single"/>
+        </w:rPr>
+        <w:t>}</w:t>
       </w:r>
       <w:r>
         <w:rPr>
@@ -1470,15 +1572,33 @@
           <w:sz w:val="24"/>
           <w:szCs w:val="24"/>
         </w:rPr>
-        <w:t>Head</w:t>
-      </w:r>
-      <w:r>
-        <w:rPr>
-          <w:rFonts w:ascii="Times New Roman" w:hAnsi="Times New Roman" w:cs="Times New Roman"/>
-          <w:sz w:val="24"/>
-          <w:szCs w:val="24"/>
-        </w:rPr>
-        <w:t>, Computer Studies Department</w:t>
+        <w:t>$</w:t>
+      </w:r>
+      <w:r>
+        <w:rPr>
+          <w:rFonts w:ascii="Times New Roman" w:hAnsi="Times New Roman" w:cs="Times New Roman"/>
+          <w:sz w:val="24"/>
+          <w:szCs w:val="24"/>
+        </w:rPr>
+        <w:t>{</w:t>
+      </w:r>
+      <w:proofErr w:type="spellStart"/>
+      <w:r>
+        <w:rPr>
+          <w:rFonts w:ascii="Times New Roman" w:hAnsi="Times New Roman" w:cs="Times New Roman"/>
+          <w:sz w:val="24"/>
+          <w:szCs w:val="24"/>
+        </w:rPr>
+        <w:t>prepared_by_title</w:t>
+      </w:r>
+      <w:proofErr w:type="spellEnd"/>
+      <w:r>
+        <w:rPr>
+          <w:rFonts w:ascii="Times New Roman" w:hAnsi="Times New Roman" w:cs="Times New Roman"/>
+          <w:sz w:val="24"/>
+          <w:szCs w:val="24"/>
+        </w:rPr>
+        <w:t>}</w:t>
       </w:r>
       <w:r>
         <w:rPr>
@@ -1623,7 +1743,54 @@
           <w14:ligatures w14:val="standard"/>
           <w14:cntxtAlts/>
         </w:rPr>
-        <w:t>DR. JEFFRY V. OCAY</w:t>
+        <w:t>$</w:t>
+      </w:r>
+      <w:r>
+        <w:rPr>
+          <w:rFonts w:ascii="Times New Roman" w:eastAsia="Times New Roman" w:hAnsi="Times New Roman" w:cs="Times New Roman"/>
+          <w:b/>
+          <w:bCs/>
+          <w:color w:val="000000"/>
+          <w:kern w:val="28"/>
+          <w:sz w:val="24"/>
+          <w:szCs w:val="24"/>
+          <w:u w:val="single"/>
+          <w14:ligatures w14:val="standard"/>
+          <w14:cntxtAlts/>
+        </w:rPr>
+        <w:t>{</w:t>
+      </w:r>
+      <w:proofErr w:type="spellStart"/>
+      <w:r>
+        <w:rPr>
+          <w:rFonts w:ascii="Times New Roman" w:eastAsia="Times New Roman" w:hAnsi="Times New Roman" w:cs="Times New Roman"/>
+          <w:b/>
+          <w:bCs/>
+          <w:color w:val="000000"/>
+          <w:kern w:val="28"/>
+          <w:sz w:val="24"/>
+          <w:szCs w:val="24"/>
+          <w:u w:val="single"/>
+          <w14:ligatures w14:val="standard"/>
+          <w14:cntxtAlts/>
+        </w:rPr>
+        <w:t>noted_name</w:t>
+      </w:r>
+      <w:proofErr w:type="spellEnd"/>
+      <w:r>
+        <w:rPr>
+          <w:rFonts w:ascii="Times New Roman" w:eastAsia="Times New Roman" w:hAnsi="Times New Roman" w:cs="Times New Roman"/>
+          <w:b/>
+          <w:bCs/>
+          <w:color w:val="000000"/>
+          <w:kern w:val="28"/>
+          <w:sz w:val="24"/>
+          <w:szCs w:val="24"/>
+          <w:u w:val="single"/>
+          <w14:ligatures w14:val="standard"/>
+          <w14:cntxtAlts/>
+        </w:rPr>
+        <w:t>}</w:t>
       </w:r>
     </w:p>
     <w:p>
@@ -1649,7 +1816,7 @@
           <w14:ligatures w14:val="standard"/>
           <w14:cntxtAlts/>
         </w:rPr>
-        <w:t xml:space="preserve"> </w:t>
+        <w:t>$</w:t>
       </w:r>
       <w:r>
         <w:rPr>
@@ -1661,8 +1828,9 @@
           <w14:ligatures w14:val="standard"/>
           <w14:cntxtAlts/>
         </w:rPr>
-        <w:t>Director</w:t>
-      </w:r>
+        <w:t>{</w:t>
+      </w:r>
+      <w:proofErr w:type="spellStart"/>
       <w:r>
         <w:rPr>
           <w:rFonts w:ascii="Times New Roman" w:eastAsia="Times New Roman" w:hAnsi="Times New Roman" w:cs="Times New Roman"/>
@@ -1673,12 +1841,10 @@
           <w14:ligatures w14:val="standard"/>
           <w14:cntxtAlts/>
         </w:rPr>
-        <w:t xml:space="preserve"> of Ormoc Campus</w:t>
-      </w:r>
-    </w:p>
-    <w:p>
-      <w:pPr>
-        <w:pStyle w:val="NoSpacing"/>
+        <w:t>noted_title</w:t>
+      </w:r>
+      <w:proofErr w:type="spellEnd"/>
+      <w:r>
         <w:rPr>
           <w:rFonts w:ascii="Times New Roman" w:eastAsia="Times New Roman" w:hAnsi="Times New Roman" w:cs="Times New Roman"/>
           <w:color w:val="000000"/>
@@ -1688,8 +1854,12 @@
           <w14:ligatures w14:val="standard"/>
           <w14:cntxtAlts/>
         </w:rPr>
-      </w:pPr>
-      <w:r>
+        <w:t>}</w:t>
+      </w:r>
+    </w:p>
+    <w:p>
+      <w:pPr>
+        <w:pStyle w:val="NoSpacing"/>
         <w:rPr>
           <w:rFonts w:ascii="Times New Roman" w:eastAsia="Times New Roman" w:hAnsi="Times New Roman" w:cs="Times New Roman"/>
           <w:color w:val="000000"/>
@@ -1699,8 +1869,7 @@
           <w14:ligatures w14:val="standard"/>
           <w14:cntxtAlts/>
         </w:rPr>
-        <w:tab/>
-      </w:r>
+      </w:pPr>
       <w:r>
         <w:rPr>
           <w:rFonts w:ascii="Times New Roman" w:eastAsia="Times New Roman" w:hAnsi="Times New Roman" w:cs="Times New Roman"/>
@@ -1713,10 +1882,7 @@
         </w:rPr>
         <w:tab/>
       </w:r>
-    </w:p>
-    <w:p>
-      <w:pPr>
-        <w:pStyle w:val="NoSpacing"/>
+      <w:r>
         <w:rPr>
           <w:rFonts w:ascii="Times New Roman" w:eastAsia="Times New Roman" w:hAnsi="Times New Roman" w:cs="Times New Roman"/>
           <w:color w:val="000000"/>
@@ -1726,53 +1892,41 @@
           <w14:ligatures w14:val="standard"/>
           <w14:cntxtAlts/>
         </w:rPr>
-      </w:pPr>
+        <w:tab/>
+      </w:r>
     </w:p>
     <w:p>
       <w:pPr>
         <w:pStyle w:val="NoSpacing"/>
         <w:rPr>
-          <w:rFonts w:ascii="Times New Roman" w:hAnsi="Times New Roman" w:cs="Times New Roman"/>
-          <w:b/>
-          <w:sz w:val="24"/>
-          <w:szCs w:val="24"/>
-        </w:rPr>
-      </w:pPr>
-      <w:r>
-        <w:rPr>
-          <w:rFonts w:ascii="Times New Roman" w:hAnsi="Times New Roman" w:cs="Times New Roman"/>
-          <w:i/>
-          <w:sz w:val="24"/>
-          <w:szCs w:val="24"/>
-        </w:rPr>
-        <w:t>Recommending Approval:</w:t>
-      </w:r>
+          <w:rFonts w:ascii="Times New Roman" w:eastAsia="Times New Roman" w:hAnsi="Times New Roman" w:cs="Times New Roman"/>
+          <w:color w:val="000000"/>
+          <w:kern w:val="28"/>
+          <w:sz w:val="24"/>
+          <w:szCs w:val="24"/>
+          <w14:ligatures w14:val="standard"/>
+          <w14:cntxtAlts/>
+        </w:rPr>
+      </w:pPr>
     </w:p>
     <w:p>
       <w:pPr>
         <w:pStyle w:val="NoSpacing"/>
-        <w:jc w:val="both"/>
-        <w:rPr>
-          <w:rFonts w:ascii="Times New Roman" w:hAnsi="Times New Roman" w:cs="Times New Roman"/>
-          <w:sz w:val="24"/>
-          <w:szCs w:val="24"/>
-        </w:rPr>
-      </w:pPr>
-      <w:r>
-        <w:rPr>
-          <w:rFonts w:ascii="Times New Roman" w:hAnsi="Times New Roman" w:cs="Times New Roman"/>
-          <w:sz w:val="24"/>
-          <w:szCs w:val="24"/>
-        </w:rPr>
-        <w:tab/>
-      </w:r>
-      <w:r>
-        <w:rPr>
-          <w:rFonts w:ascii="Times New Roman" w:hAnsi="Times New Roman" w:cs="Times New Roman"/>
-          <w:sz w:val="24"/>
-          <w:szCs w:val="24"/>
-        </w:rPr>
-        <w:tab/>
+        <w:rPr>
+          <w:rFonts w:ascii="Times New Roman" w:hAnsi="Times New Roman" w:cs="Times New Roman"/>
+          <w:b/>
+          <w:sz w:val="24"/>
+          <w:szCs w:val="24"/>
+        </w:rPr>
+      </w:pPr>
+      <w:r>
+        <w:rPr>
+          <w:rFonts w:ascii="Times New Roman" w:hAnsi="Times New Roman" w:cs="Times New Roman"/>
+          <w:i/>
+          <w:sz w:val="24"/>
+          <w:szCs w:val="24"/>
+        </w:rPr>
+        <w:t>Recommending Approval:</w:t>
       </w:r>
     </w:p>
     <w:p>
@@ -1785,25 +1939,33 @@
           <w:szCs w:val="24"/>
         </w:rPr>
       </w:pPr>
+      <w:r>
+        <w:rPr>
+          <w:rFonts w:ascii="Times New Roman" w:hAnsi="Times New Roman" w:cs="Times New Roman"/>
+          <w:sz w:val="24"/>
+          <w:szCs w:val="24"/>
+        </w:rPr>
+        <w:tab/>
+      </w:r>
+      <w:r>
+        <w:rPr>
+          <w:rFonts w:ascii="Times New Roman" w:hAnsi="Times New Roman" w:cs="Times New Roman"/>
+          <w:sz w:val="24"/>
+          <w:szCs w:val="24"/>
+        </w:rPr>
+        <w:tab/>
+      </w:r>
     </w:p>
     <w:p>
       <w:pPr>
         <w:pStyle w:val="NoSpacing"/>
-        <w:rPr>
-          <w:rFonts w:ascii="Times New Roman" w:hAnsi="Times New Roman" w:cs="Times New Roman"/>
-          <w:sz w:val="24"/>
-          <w:szCs w:val="24"/>
-        </w:rPr>
-      </w:pPr>
-      <w:r>
-        <w:rPr>
-          <w:rFonts w:ascii="Times New Roman" w:hAnsi="Times New Roman" w:cs="Times New Roman"/>
-          <w:b/>
-          <w:sz w:val="24"/>
-          <w:szCs w:val="24"/>
-        </w:rPr>
-        <w:t>LYDIA M. MORANTE, D.A.</w:t>
-      </w:r>
+        <w:jc w:val="both"/>
+        <w:rPr>
+          <w:rFonts w:ascii="Times New Roman" w:hAnsi="Times New Roman" w:cs="Times New Roman"/>
+          <w:sz w:val="24"/>
+          <w:szCs w:val="24"/>
+        </w:rPr>
+      </w:pPr>
     </w:p>
     <w:p>
       <w:pPr>
@@ -1812,22 +1974,55 @@
           <w:rFonts w:ascii="Times New Roman" w:hAnsi="Times New Roman" w:cs="Times New Roman"/>
           <w:sz w:val="24"/>
           <w:szCs w:val="24"/>
-        </w:rPr>
-      </w:pPr>
-      <w:r>
-        <w:rPr>
-          <w:rFonts w:ascii="Times New Roman" w:hAnsi="Times New Roman" w:cs="Times New Roman"/>
-          <w:bCs/>
-          <w:sz w:val="24"/>
-          <w:szCs w:val="24"/>
-        </w:rPr>
-        <w:t>Vice President for Academic Affairs</w:t>
+          <w:u w:val="single"/>
+        </w:rPr>
+      </w:pPr>
+      <w:r>
+        <w:rPr>
+          <w:rFonts w:ascii="Times New Roman" w:hAnsi="Times New Roman" w:cs="Times New Roman"/>
+          <w:b/>
+          <w:sz w:val="24"/>
+          <w:szCs w:val="24"/>
+          <w:u w:val="single"/>
+        </w:rPr>
+        <w:t>$</w:t>
+      </w:r>
+      <w:r>
+        <w:rPr>
+          <w:rFonts w:ascii="Times New Roman" w:hAnsi="Times New Roman" w:cs="Times New Roman"/>
+          <w:b/>
+          <w:sz w:val="24"/>
+          <w:szCs w:val="24"/>
+          <w:u w:val="single"/>
+        </w:rPr>
+        <w:t>{</w:t>
+      </w:r>
+      <w:proofErr w:type="spellStart"/>
+      <w:r>
+        <w:rPr>
+          <w:rFonts w:ascii="Times New Roman" w:hAnsi="Times New Roman" w:cs="Times New Roman"/>
+          <w:b/>
+          <w:sz w:val="24"/>
+          <w:szCs w:val="24"/>
+          <w:u w:val="single"/>
+        </w:rPr>
+        <w:t>recommending_name</w:t>
+      </w:r>
+      <w:proofErr w:type="spellEnd"/>
+      <w:r>
+        <w:rPr>
+          <w:rFonts w:ascii="Times New Roman" w:hAnsi="Times New Roman" w:cs="Times New Roman"/>
+          <w:b/>
+          <w:sz w:val="24"/>
+          <w:szCs w:val="24"/>
+          <w:u w:val="single"/>
+        </w:rPr>
+        <w:t>}</w:t>
       </w:r>
     </w:p>
     <w:p>
       <w:pPr>
         <w:pStyle w:val="NoSpacing"/>
-        <w:jc w:val="center"/>
         <w:rPr>
           <w:rFonts w:ascii="Times New Roman" w:hAnsi="Times New Roman" w:cs="Times New Roman"/>
           <w:i/>
@@ -1835,6 +2030,44 @@
           <w:szCs w:val="24"/>
         </w:rPr>
       </w:pPr>
+      <w:r>
+        <w:rPr>
+          <w:rFonts w:ascii="Times New Roman" w:hAnsi="Times New Roman" w:cs="Times New Roman"/>
+          <w:bCs/>
+          <w:sz w:val="24"/>
+          <w:szCs w:val="24"/>
+        </w:rPr>
+        <w:t>$</w:t>
+      </w:r>
+      <w:r>
+        <w:rPr>
+          <w:rFonts w:ascii="Times New Roman" w:hAnsi="Times New Roman" w:cs="Times New Roman"/>
+          <w:bCs/>
+          <w:sz w:val="24"/>
+          <w:szCs w:val="24"/>
+        </w:rPr>
+        <w:t>{</w:t>
+      </w:r>
+      <w:proofErr w:type="spellStart"/>
+      <w:r>
+        <w:rPr>
+          <w:rFonts w:ascii="Times New Roman" w:hAnsi="Times New Roman" w:cs="Times New Roman"/>
+          <w:bCs/>
+          <w:sz w:val="24"/>
+          <w:szCs w:val="24"/>
+        </w:rPr>
+        <w:t>recommending_title</w:t>
+      </w:r>
+      <w:proofErr w:type="spellEnd"/>
+      <w:r>
+        <w:rPr>
+          <w:rFonts w:ascii="Times New Roman" w:hAnsi="Times New Roman" w:cs="Times New Roman"/>
+          <w:bCs/>
+          <w:sz w:val="24"/>
+          <w:szCs w:val="24"/>
+        </w:rPr>
+        <w:t>}</w:t>
+      </w:r>
     </w:p>
     <w:p>
       <w:pPr>
@@ -1899,6 +2132,7 @@
           <w:b/>
           <w:sz w:val="24"/>
           <w:szCs w:val="24"/>
+          <w:u w:val="single"/>
         </w:rPr>
       </w:pPr>
       <w:r>
@@ -1907,8 +2141,41 @@
           <w:b/>
           <w:sz w:val="24"/>
           <w:szCs w:val="24"/>
-        </w:rPr>
-        <w:t>DENNIS C. DE PAZ, Ph.D.</w:t>
+          <w:u w:val="single"/>
+        </w:rPr>
+        <w:t>$</w:t>
+      </w:r>
+      <w:r>
+        <w:rPr>
+          <w:rFonts w:ascii="Times New Roman" w:hAnsi="Times New Roman" w:cs="Times New Roman"/>
+          <w:b/>
+          <w:sz w:val="24"/>
+          <w:szCs w:val="24"/>
+          <w:u w:val="single"/>
+        </w:rPr>
+        <w:t>{</w:t>
+      </w:r>
+      <w:proofErr w:type="spellStart"/>
+      <w:r>
+        <w:rPr>
+          <w:rFonts w:ascii="Times New Roman" w:hAnsi="Times New Roman" w:cs="Times New Roman"/>
+          <w:b/>
+          <w:sz w:val="24"/>
+          <w:szCs w:val="24"/>
+          <w:u w:val="single"/>
+        </w:rPr>
+        <w:t>approved_name</w:t>
+      </w:r>
+      <w:proofErr w:type="spellEnd"/>
+      <w:r>
+        <w:rPr>
+          <w:rFonts w:ascii="Times New Roman" w:hAnsi="Times New Roman" w:cs="Times New Roman"/>
+          <w:b/>
+          <w:sz w:val="24"/>
+          <w:szCs w:val="24"/>
+          <w:u w:val="single"/>
+        </w:rPr>
+        <w:t>}</w:t>
       </w:r>
     </w:p>
     <w:p>
@@ -1926,19 +2193,34 @@
           <w:sz w:val="24"/>
           <w:szCs w:val="24"/>
         </w:rPr>
-        <w:t>University President</w:t>
-      </w:r>
-    </w:p>
-    <w:p>
-      <w:pPr>
-        <w:pStyle w:val="NoSpacing"/>
-        <w:ind w:firstLine="720"/>
-        <w:rPr>
-          <w:rFonts w:ascii="Times New Roman" w:hAnsi="Times New Roman" w:cs="Times New Roman"/>
-          <w:sz w:val="24"/>
-          <w:szCs w:val="24"/>
-        </w:rPr>
-      </w:pPr>
+        <w:t>$</w:t>
+      </w:r>
+      <w:r>
+        <w:rPr>
+          <w:rFonts w:ascii="Times New Roman" w:hAnsi="Times New Roman" w:cs="Times New Roman"/>
+          <w:sz w:val="24"/>
+          <w:szCs w:val="24"/>
+        </w:rPr>
+        <w:t>{</w:t>
+      </w:r>
+      <w:proofErr w:type="spellStart"/>
+      <w:r>
+        <w:rPr>
+          <w:rFonts w:ascii="Times New Roman" w:hAnsi="Times New Roman" w:cs="Times New Roman"/>
+          <w:sz w:val="24"/>
+          <w:szCs w:val="24"/>
+        </w:rPr>
+        <w:t>approved_title</w:t>
+      </w:r>
+      <w:proofErr w:type="spellEnd"/>
+      <w:r>
+        <w:rPr>
+          <w:rFonts w:ascii="Times New Roman" w:hAnsi="Times New Roman" w:cs="Times New Roman"/>
+          <w:sz w:val="24"/>
+          <w:szCs w:val="24"/>
+        </w:rPr>
+        <w:t>}</w:t>
+      </w:r>
     </w:p>
     <w:sectPr>
       <w:pgSz w:w="11906" w:h="16838" w:code="9"/>
